--- a/4.质量管理/2.运行记录类文件/040208-运维服务质量管理报告(截止2025年12月).docx
+++ b/4.质量管理/2.运行记录类文件/040208-运维服务质量管理报告(截止2025年12月).docx
@@ -31,7 +31,7 @@
         <w:autoSpaceDN w:val="0"/>
         <w:bidi w:val="0"/>
       </w:pPr>
-      <w:bookmarkStart w:id="0" w:name="_Toc13798"/>
+      <w:bookmarkStart w:id="0" w:name="_Toc16324"/>
       <w:r>
         <w:t>运维服务质量管理报告</w:t>
       </w:r>
@@ -51,7 +51,7 @@
         <w:autoSpaceDN w:val="0"/>
         <w:bidi w:val="0"/>
       </w:pPr>
-      <w:bookmarkStart w:id="1" w:name="_Toc3013"/>
+      <w:bookmarkStart w:id="1" w:name="_Toc31202"/>
       <w:r>
         <w:t>中达丰集团有限公司</w:t>
       </w:r>
@@ -171,7 +171,7 @@
           <w:szCs w:val="28"/>
         </w:rPr>
       </w:pPr>
-      <w:bookmarkStart w:id="2" w:name="_Toc456"/>
+      <w:bookmarkStart w:id="2" w:name="_Toc24438"/>
       <w:r>
         <w:rPr>
           <w:rFonts w:ascii="宋体" w:hAnsi="宋体" w:eastAsia="宋体" w:cs="宋体"/>
@@ -1129,7 +1129,7 @@
               <w:rFonts w:hint="eastAsia" w:ascii="Microsoft JhengHei" w:hAnsi="Microsoft JhengHei" w:eastAsia="Microsoft JhengHei" w:cs="Microsoft JhengHei"/>
               <w:szCs w:val="24"/>
             </w:rPr>
-            <w:instrText xml:space="preserve"> HYPERLINK \l _Toc13798 </w:instrText>
+            <w:instrText xml:space="preserve"> HYPERLINK \l _Toc16324 </w:instrText>
           </w:r>
           <w:r>
             <w:rPr>
@@ -1148,7 +1148,7 @@
             <w:fldChar w:fldCharType="begin"/>
           </w:r>
           <w:r>
-            <w:instrText xml:space="preserve"> PAGEREF _Toc13798 \h </w:instrText>
+            <w:instrText xml:space="preserve"> PAGEREF _Toc16324 \h </w:instrText>
           </w:r>
           <w:r>
             <w:fldChar w:fldCharType="separate"/>
@@ -1186,7 +1186,7 @@
               <w:rFonts w:hint="eastAsia" w:ascii="Microsoft JhengHei" w:hAnsi="Microsoft JhengHei" w:eastAsia="Microsoft JhengHei" w:cs="Microsoft JhengHei"/>
               <w:szCs w:val="24"/>
             </w:rPr>
-            <w:instrText xml:space="preserve"> HYPERLINK \l _Toc3013 </w:instrText>
+            <w:instrText xml:space="preserve"> HYPERLINK \l _Toc31202 </w:instrText>
           </w:r>
           <w:r>
             <w:rPr>
@@ -1205,7 +1205,7 @@
             <w:fldChar w:fldCharType="begin"/>
           </w:r>
           <w:r>
-            <w:instrText xml:space="preserve"> PAGEREF _Toc3013 \h </w:instrText>
+            <w:instrText xml:space="preserve"> PAGEREF _Toc31202 \h </w:instrText>
           </w:r>
           <w:r>
             <w:fldChar w:fldCharType="separate"/>
@@ -1243,7 +1243,7 @@
               <w:rFonts w:hint="eastAsia" w:ascii="Microsoft JhengHei" w:hAnsi="Microsoft JhengHei" w:eastAsia="Microsoft JhengHei" w:cs="Microsoft JhengHei"/>
               <w:szCs w:val="24"/>
             </w:rPr>
-            <w:instrText xml:space="preserve"> HYPERLINK \l _Toc456 </w:instrText>
+            <w:instrText xml:space="preserve"> HYPERLINK \l _Toc24438 </w:instrText>
           </w:r>
           <w:r>
             <w:rPr>
@@ -1267,7 +1267,7 @@
             <w:fldChar w:fldCharType="begin"/>
           </w:r>
           <w:r>
-            <w:instrText xml:space="preserve"> PAGEREF _Toc456 \h </w:instrText>
+            <w:instrText xml:space="preserve"> PAGEREF _Toc24438 \h </w:instrText>
           </w:r>
           <w:r>
             <w:fldChar w:fldCharType="separate"/>
@@ -1305,7 +1305,7 @@
               <w:rFonts w:hint="eastAsia" w:ascii="Microsoft JhengHei" w:hAnsi="Microsoft JhengHei" w:eastAsia="Microsoft JhengHei" w:cs="Microsoft JhengHei"/>
               <w:szCs w:val="24"/>
             </w:rPr>
-            <w:instrText xml:space="preserve"> HYPERLINK \l _Toc10570 </w:instrText>
+            <w:instrText xml:space="preserve"> HYPERLINK \l _Toc30371 </w:instrText>
           </w:r>
           <w:r>
             <w:rPr>
@@ -1330,7 +1330,7 @@
             <w:fldChar w:fldCharType="begin"/>
           </w:r>
           <w:r>
-            <w:instrText xml:space="preserve"> PAGEREF _Toc10570 \h </w:instrText>
+            <w:instrText xml:space="preserve"> PAGEREF _Toc30371 \h </w:instrText>
           </w:r>
           <w:r>
             <w:fldChar w:fldCharType="separate"/>
@@ -1368,7 +1368,7 @@
               <w:rFonts w:hint="eastAsia" w:ascii="Microsoft JhengHei" w:hAnsi="Microsoft JhengHei" w:eastAsia="Microsoft JhengHei" w:cs="Microsoft JhengHei"/>
               <w:szCs w:val="24"/>
             </w:rPr>
-            <w:instrText xml:space="preserve"> HYPERLINK \l _Toc1232 </w:instrText>
+            <w:instrText xml:space="preserve"> HYPERLINK \l _Toc3664 </w:instrText>
           </w:r>
           <w:r>
             <w:rPr>
@@ -1393,7 +1393,7 @@
             <w:fldChar w:fldCharType="begin"/>
           </w:r>
           <w:r>
-            <w:instrText xml:space="preserve"> PAGEREF _Toc1232 \h </w:instrText>
+            <w:instrText xml:space="preserve"> PAGEREF _Toc3664 \h </w:instrText>
           </w:r>
           <w:r>
             <w:fldChar w:fldCharType="separate"/>
@@ -1431,7 +1431,7 @@
               <w:rFonts w:hint="eastAsia" w:ascii="Microsoft JhengHei" w:hAnsi="Microsoft JhengHei" w:eastAsia="Microsoft JhengHei" w:cs="Microsoft JhengHei"/>
               <w:szCs w:val="24"/>
             </w:rPr>
-            <w:instrText xml:space="preserve"> HYPERLINK \l _Toc28683 </w:instrText>
+            <w:instrText xml:space="preserve"> HYPERLINK \l _Toc20694 </w:instrText>
           </w:r>
           <w:r>
             <w:rPr>
@@ -1456,7 +1456,7 @@
             <w:fldChar w:fldCharType="begin"/>
           </w:r>
           <w:r>
-            <w:instrText xml:space="preserve"> PAGEREF _Toc28683 \h </w:instrText>
+            <w:instrText xml:space="preserve"> PAGEREF _Toc20694 \h </w:instrText>
           </w:r>
           <w:r>
             <w:fldChar w:fldCharType="separate"/>
@@ -1494,7 +1494,7 @@
               <w:rFonts w:hint="eastAsia" w:ascii="Microsoft JhengHei" w:hAnsi="Microsoft JhengHei" w:eastAsia="Microsoft JhengHei" w:cs="Microsoft JhengHei"/>
               <w:szCs w:val="24"/>
             </w:rPr>
-            <w:instrText xml:space="preserve"> HYPERLINK \l _Toc6440 </w:instrText>
+            <w:instrText xml:space="preserve"> HYPERLINK \l _Toc18704 </w:instrText>
           </w:r>
           <w:r>
             <w:rPr>
@@ -1519,7 +1519,7 @@
             <w:fldChar w:fldCharType="begin"/>
           </w:r>
           <w:r>
-            <w:instrText xml:space="preserve"> PAGEREF _Toc6440 \h </w:instrText>
+            <w:instrText xml:space="preserve"> PAGEREF _Toc18704 \h </w:instrText>
           </w:r>
           <w:r>
             <w:fldChar w:fldCharType="separate"/>
@@ -1557,7 +1557,7 @@
               <w:rFonts w:hint="eastAsia" w:ascii="Microsoft JhengHei" w:hAnsi="Microsoft JhengHei" w:eastAsia="Microsoft JhengHei" w:cs="Microsoft JhengHei"/>
               <w:szCs w:val="24"/>
             </w:rPr>
-            <w:instrText xml:space="preserve"> HYPERLINK \l _Toc28885 </w:instrText>
+            <w:instrText xml:space="preserve"> HYPERLINK \l _Toc19378 </w:instrText>
           </w:r>
           <w:r>
             <w:rPr>
@@ -1582,7 +1582,7 @@
             <w:fldChar w:fldCharType="begin"/>
           </w:r>
           <w:r>
-            <w:instrText xml:space="preserve"> PAGEREF _Toc28885 \h </w:instrText>
+            <w:instrText xml:space="preserve"> PAGEREF _Toc19378 \h </w:instrText>
           </w:r>
           <w:r>
             <w:fldChar w:fldCharType="separate"/>
@@ -1620,7 +1620,7 @@
               <w:rFonts w:hint="eastAsia" w:ascii="Microsoft JhengHei" w:hAnsi="Microsoft JhengHei" w:eastAsia="Microsoft JhengHei" w:cs="Microsoft JhengHei"/>
               <w:szCs w:val="24"/>
             </w:rPr>
-            <w:instrText xml:space="preserve"> HYPERLINK \l _Toc30319 </w:instrText>
+            <w:instrText xml:space="preserve"> HYPERLINK \l _Toc16846 </w:instrText>
           </w:r>
           <w:r>
             <w:rPr>
@@ -1650,7 +1650,7 @@
             <w:fldChar w:fldCharType="begin"/>
           </w:r>
           <w:r>
-            <w:instrText xml:space="preserve"> PAGEREF _Toc30319 \h </w:instrText>
+            <w:instrText xml:space="preserve"> PAGEREF _Toc16846 \h </w:instrText>
           </w:r>
           <w:r>
             <w:fldChar w:fldCharType="separate"/>
@@ -1688,7 +1688,7 @@
               <w:rFonts w:hint="eastAsia" w:ascii="Microsoft JhengHei" w:hAnsi="Microsoft JhengHei" w:eastAsia="Microsoft JhengHei" w:cs="Microsoft JhengHei"/>
               <w:szCs w:val="24"/>
             </w:rPr>
-            <w:instrText xml:space="preserve"> HYPERLINK \l _Toc28339 </w:instrText>
+            <w:instrText xml:space="preserve"> HYPERLINK \l _Toc26019 </w:instrText>
           </w:r>
           <w:r>
             <w:rPr>
@@ -1718,7 +1718,7 @@
             <w:fldChar w:fldCharType="begin"/>
           </w:r>
           <w:r>
-            <w:instrText xml:space="preserve"> PAGEREF _Toc28339 \h </w:instrText>
+            <w:instrText xml:space="preserve"> PAGEREF _Toc26019 \h </w:instrText>
           </w:r>
           <w:r>
             <w:fldChar w:fldCharType="separate"/>
@@ -1756,7 +1756,7 @@
               <w:rFonts w:hint="eastAsia" w:ascii="Microsoft JhengHei" w:hAnsi="Microsoft JhengHei" w:eastAsia="Microsoft JhengHei" w:cs="Microsoft JhengHei"/>
               <w:szCs w:val="24"/>
             </w:rPr>
-            <w:instrText xml:space="preserve"> HYPERLINK \l _Toc7645 </w:instrText>
+            <w:instrText xml:space="preserve"> HYPERLINK \l _Toc10007 </w:instrText>
           </w:r>
           <w:r>
             <w:rPr>
@@ -1786,7 +1786,7 @@
             <w:fldChar w:fldCharType="begin"/>
           </w:r>
           <w:r>
-            <w:instrText xml:space="preserve"> PAGEREF _Toc7645 \h </w:instrText>
+            <w:instrText xml:space="preserve"> PAGEREF _Toc10007 \h </w:instrText>
           </w:r>
           <w:r>
             <w:fldChar w:fldCharType="separate"/>
@@ -1824,7 +1824,7 @@
               <w:rFonts w:hint="eastAsia" w:ascii="Microsoft JhengHei" w:hAnsi="Microsoft JhengHei" w:eastAsia="Microsoft JhengHei" w:cs="Microsoft JhengHei"/>
               <w:szCs w:val="24"/>
             </w:rPr>
-            <w:instrText xml:space="preserve"> HYPERLINK \l _Toc28396 </w:instrText>
+            <w:instrText xml:space="preserve"> HYPERLINK \l _Toc23949 </w:instrText>
           </w:r>
           <w:r>
             <w:rPr>
@@ -1854,7 +1854,7 @@
             <w:fldChar w:fldCharType="begin"/>
           </w:r>
           <w:r>
-            <w:instrText xml:space="preserve"> PAGEREF _Toc28396 \h </w:instrText>
+            <w:instrText xml:space="preserve"> PAGEREF _Toc23949 \h </w:instrText>
           </w:r>
           <w:r>
             <w:fldChar w:fldCharType="separate"/>
@@ -1892,7 +1892,7 @@
               <w:rFonts w:hint="eastAsia" w:ascii="Microsoft JhengHei" w:hAnsi="Microsoft JhengHei" w:eastAsia="Microsoft JhengHei" w:cs="Microsoft JhengHei"/>
               <w:szCs w:val="24"/>
             </w:rPr>
-            <w:instrText xml:space="preserve"> HYPERLINK \l _Toc11468 </w:instrText>
+            <w:instrText xml:space="preserve"> HYPERLINK \l _Toc1191 </w:instrText>
           </w:r>
           <w:r>
             <w:rPr>
@@ -1921,7 +1921,7 @@
             <w:fldChar w:fldCharType="begin"/>
           </w:r>
           <w:r>
-            <w:instrText xml:space="preserve"> PAGEREF _Toc11468 \h </w:instrText>
+            <w:instrText xml:space="preserve"> PAGEREF _Toc1191 \h </w:instrText>
           </w:r>
           <w:r>
             <w:fldChar w:fldCharType="separate"/>
@@ -1959,7 +1959,7 @@
               <w:rFonts w:hint="eastAsia" w:ascii="Microsoft JhengHei" w:hAnsi="Microsoft JhengHei" w:eastAsia="Microsoft JhengHei" w:cs="Microsoft JhengHei"/>
               <w:szCs w:val="24"/>
             </w:rPr>
-            <w:instrText xml:space="preserve"> HYPERLINK \l _Toc14834 </w:instrText>
+            <w:instrText xml:space="preserve"> HYPERLINK \l _Toc16155 </w:instrText>
           </w:r>
           <w:r>
             <w:rPr>
@@ -1988,7 +1988,7 @@
             <w:fldChar w:fldCharType="begin"/>
           </w:r>
           <w:r>
-            <w:instrText xml:space="preserve"> PAGEREF _Toc14834 \h </w:instrText>
+            <w:instrText xml:space="preserve"> PAGEREF _Toc16155 \h </w:instrText>
           </w:r>
           <w:r>
             <w:fldChar w:fldCharType="separate"/>
@@ -2026,7 +2026,7 @@
               <w:rFonts w:hint="eastAsia" w:ascii="Microsoft JhengHei" w:hAnsi="Microsoft JhengHei" w:eastAsia="Microsoft JhengHei" w:cs="Microsoft JhengHei"/>
               <w:szCs w:val="24"/>
             </w:rPr>
-            <w:instrText xml:space="preserve"> HYPERLINK \l _Toc28766 </w:instrText>
+            <w:instrText xml:space="preserve"> HYPERLINK \l _Toc4841 </w:instrText>
           </w:r>
           <w:r>
             <w:rPr>
@@ -2054,7 +2054,7 @@
             <w:fldChar w:fldCharType="begin"/>
           </w:r>
           <w:r>
-            <w:instrText xml:space="preserve"> PAGEREF _Toc28766 \h </w:instrText>
+            <w:instrText xml:space="preserve"> PAGEREF _Toc4841 \h </w:instrText>
           </w:r>
           <w:r>
             <w:fldChar w:fldCharType="separate"/>
@@ -2092,7 +2092,7 @@
               <w:rFonts w:hint="eastAsia" w:ascii="Microsoft JhengHei" w:hAnsi="Microsoft JhengHei" w:eastAsia="Microsoft JhengHei" w:cs="Microsoft JhengHei"/>
               <w:szCs w:val="24"/>
             </w:rPr>
-            <w:instrText xml:space="preserve"> HYPERLINK \l _Toc23799 </w:instrText>
+            <w:instrText xml:space="preserve"> HYPERLINK \l _Toc5807 </w:instrText>
           </w:r>
           <w:r>
             <w:rPr>
@@ -2120,7 +2120,7 @@
             <w:fldChar w:fldCharType="begin"/>
           </w:r>
           <w:r>
-            <w:instrText xml:space="preserve"> PAGEREF _Toc23799 \h </w:instrText>
+            <w:instrText xml:space="preserve"> PAGEREF _Toc5807 \h </w:instrText>
           </w:r>
           <w:r>
             <w:fldChar w:fldCharType="separate"/>
@@ -2158,7 +2158,7 @@
               <w:rFonts w:hint="eastAsia" w:ascii="Microsoft JhengHei" w:hAnsi="Microsoft JhengHei" w:eastAsia="Microsoft JhengHei" w:cs="Microsoft JhengHei"/>
               <w:szCs w:val="24"/>
             </w:rPr>
-            <w:instrText xml:space="preserve"> HYPERLINK \l _Toc11077 </w:instrText>
+            <w:instrText xml:space="preserve"> HYPERLINK \l _Toc13243 </w:instrText>
           </w:r>
           <w:r>
             <w:rPr>
@@ -2186,7 +2186,7 @@
             <w:fldChar w:fldCharType="begin"/>
           </w:r>
           <w:r>
-            <w:instrText xml:space="preserve"> PAGEREF _Toc11077 \h </w:instrText>
+            <w:instrText xml:space="preserve"> PAGEREF _Toc13243 \h </w:instrText>
           </w:r>
           <w:r>
             <w:fldChar w:fldCharType="separate"/>
@@ -2224,7 +2224,7 @@
               <w:rFonts w:hint="eastAsia" w:ascii="Microsoft JhengHei" w:hAnsi="Microsoft JhengHei" w:eastAsia="Microsoft JhengHei" w:cs="Microsoft JhengHei"/>
               <w:szCs w:val="24"/>
             </w:rPr>
-            <w:instrText xml:space="preserve"> HYPERLINK \l _Toc30977 </w:instrText>
+            <w:instrText xml:space="preserve"> HYPERLINK \l _Toc12718 </w:instrText>
           </w:r>
           <w:r>
             <w:rPr>
@@ -2249,7 +2249,7 @@
             <w:fldChar w:fldCharType="begin"/>
           </w:r>
           <w:r>
-            <w:instrText xml:space="preserve"> PAGEREF _Toc30977 \h </w:instrText>
+            <w:instrText xml:space="preserve"> PAGEREF _Toc12718 \h </w:instrText>
           </w:r>
           <w:r>
             <w:fldChar w:fldCharType="separate"/>
@@ -2287,7 +2287,7 @@
               <w:rFonts w:hint="eastAsia" w:ascii="Microsoft JhengHei" w:hAnsi="Microsoft JhengHei" w:eastAsia="Microsoft JhengHei" w:cs="Microsoft JhengHei"/>
               <w:szCs w:val="24"/>
             </w:rPr>
-            <w:instrText xml:space="preserve"> HYPERLINK \l _Toc18184 </w:instrText>
+            <w:instrText xml:space="preserve"> HYPERLINK \l _Toc3584 </w:instrText>
           </w:r>
           <w:r>
             <w:rPr>
@@ -2319,13 +2319,257 @@
             <w:fldChar w:fldCharType="begin"/>
           </w:r>
           <w:r>
-            <w:instrText xml:space="preserve"> PAGEREF _Toc18184 \h </w:instrText>
+            <w:instrText xml:space="preserve"> PAGEREF _Toc3584 \h </w:instrText>
           </w:r>
           <w:r>
             <w:fldChar w:fldCharType="separate"/>
           </w:r>
           <w:r>
             <w:t>7</w:t>
+          </w:r>
+          <w:r>
+            <w:fldChar w:fldCharType="end"/>
+          </w:r>
+          <w:r>
+            <w:rPr>
+              <w:rFonts w:hint="eastAsia" w:ascii="Microsoft JhengHei" w:hAnsi="Microsoft JhengHei" w:eastAsia="Microsoft JhengHei" w:cs="Microsoft JhengHei"/>
+              <w:szCs w:val="24"/>
+            </w:rPr>
+            <w:fldChar w:fldCharType="end"/>
+          </w:r>
+        </w:p>
+        <w:p>
+          <w:pPr>
+            <w:pStyle w:val="13"/>
+            <w:tabs>
+              <w:tab w:val="right" w:leader="dot" w:pos="8497"/>
+            </w:tabs>
+          </w:pPr>
+          <w:r>
+            <w:rPr>
+              <w:rFonts w:hint="eastAsia" w:ascii="Microsoft JhengHei" w:hAnsi="Microsoft JhengHei" w:eastAsia="Microsoft JhengHei" w:cs="Microsoft JhengHei"/>
+              <w:szCs w:val="24"/>
+            </w:rPr>
+            <w:fldChar w:fldCharType="begin"/>
+          </w:r>
+          <w:r>
+            <w:rPr>
+              <w:rFonts w:hint="eastAsia" w:ascii="Microsoft JhengHei" w:hAnsi="Microsoft JhengHei" w:eastAsia="Microsoft JhengHei" w:cs="Microsoft JhengHei"/>
+              <w:szCs w:val="24"/>
+            </w:rPr>
+            <w:instrText xml:space="preserve"> HYPERLINK \l _Toc13878 </w:instrText>
+          </w:r>
+          <w:r>
+            <w:rPr>
+              <w:rFonts w:hint="eastAsia" w:ascii="Microsoft JhengHei" w:hAnsi="Microsoft JhengHei" w:eastAsia="Microsoft JhengHei" w:cs="Microsoft JhengHei"/>
+              <w:szCs w:val="24"/>
+            </w:rPr>
+            <w:fldChar w:fldCharType="separate"/>
+          </w:r>
+          <w:r>
+            <w:rPr>
+              <w:rFonts w:hint="default"/>
+              <w:lang w:val="en-US" w:eastAsia="zh-CN"/>
+            </w:rPr>
+            <w:t>6.4.1. 内部审核发现问题的改进</w:t>
+          </w:r>
+          <w:r>
+            <w:tab/>
+          </w:r>
+          <w:r>
+            <w:fldChar w:fldCharType="begin"/>
+          </w:r>
+          <w:r>
+            <w:instrText xml:space="preserve"> PAGEREF _Toc13878 \h </w:instrText>
+          </w:r>
+          <w:r>
+            <w:fldChar w:fldCharType="separate"/>
+          </w:r>
+          <w:r>
+            <w:t>8</w:t>
+          </w:r>
+          <w:r>
+            <w:fldChar w:fldCharType="end"/>
+          </w:r>
+          <w:r>
+            <w:rPr>
+              <w:rFonts w:hint="eastAsia" w:ascii="Microsoft JhengHei" w:hAnsi="Microsoft JhengHei" w:eastAsia="Microsoft JhengHei" w:cs="Microsoft JhengHei"/>
+              <w:szCs w:val="24"/>
+            </w:rPr>
+            <w:fldChar w:fldCharType="end"/>
+          </w:r>
+        </w:p>
+        <w:p>
+          <w:pPr>
+            <w:pStyle w:val="13"/>
+            <w:tabs>
+              <w:tab w:val="right" w:leader="dot" w:pos="8497"/>
+            </w:tabs>
+          </w:pPr>
+          <w:r>
+            <w:rPr>
+              <w:rFonts w:hint="eastAsia" w:ascii="Microsoft JhengHei" w:hAnsi="Microsoft JhengHei" w:eastAsia="Microsoft JhengHei" w:cs="Microsoft JhengHei"/>
+              <w:szCs w:val="24"/>
+            </w:rPr>
+            <w:fldChar w:fldCharType="begin"/>
+          </w:r>
+          <w:r>
+            <w:rPr>
+              <w:rFonts w:hint="eastAsia" w:ascii="Microsoft JhengHei" w:hAnsi="Microsoft JhengHei" w:eastAsia="Microsoft JhengHei" w:cs="Microsoft JhengHei"/>
+              <w:szCs w:val="24"/>
+            </w:rPr>
+            <w:instrText xml:space="preserve"> HYPERLINK \l _Toc1795 </w:instrText>
+          </w:r>
+          <w:r>
+            <w:rPr>
+              <w:rFonts w:hint="eastAsia" w:ascii="Microsoft JhengHei" w:hAnsi="Microsoft JhengHei" w:eastAsia="Microsoft JhengHei" w:cs="Microsoft JhengHei"/>
+              <w:szCs w:val="24"/>
+            </w:rPr>
+            <w:fldChar w:fldCharType="separate"/>
+          </w:r>
+          <w:r>
+            <w:rPr>
+              <w:rFonts w:hint="default"/>
+              <w:lang w:val="en-US" w:eastAsia="zh-CN"/>
+            </w:rPr>
+            <w:t>6.4.2. 管理评审决议的落实</w:t>
+          </w:r>
+          <w:r>
+            <w:tab/>
+          </w:r>
+          <w:r>
+            <w:fldChar w:fldCharType="begin"/>
+          </w:r>
+          <w:r>
+            <w:instrText xml:space="preserve"> PAGEREF _Toc1795 \h </w:instrText>
+          </w:r>
+          <w:r>
+            <w:fldChar w:fldCharType="separate"/>
+          </w:r>
+          <w:r>
+            <w:t>8</w:t>
+          </w:r>
+          <w:r>
+            <w:fldChar w:fldCharType="end"/>
+          </w:r>
+          <w:r>
+            <w:rPr>
+              <w:rFonts w:hint="eastAsia" w:ascii="Microsoft JhengHei" w:hAnsi="Microsoft JhengHei" w:eastAsia="Microsoft JhengHei" w:cs="Microsoft JhengHei"/>
+              <w:szCs w:val="24"/>
+            </w:rPr>
+            <w:fldChar w:fldCharType="end"/>
+          </w:r>
+        </w:p>
+        <w:p>
+          <w:pPr>
+            <w:pStyle w:val="13"/>
+            <w:tabs>
+              <w:tab w:val="right" w:leader="dot" w:pos="8497"/>
+            </w:tabs>
+          </w:pPr>
+          <w:r>
+            <w:rPr>
+              <w:rFonts w:hint="eastAsia" w:ascii="Microsoft JhengHei" w:hAnsi="Microsoft JhengHei" w:eastAsia="Microsoft JhengHei" w:cs="Microsoft JhengHei"/>
+              <w:szCs w:val="24"/>
+            </w:rPr>
+            <w:fldChar w:fldCharType="begin"/>
+          </w:r>
+          <w:r>
+            <w:rPr>
+              <w:rFonts w:hint="eastAsia" w:ascii="Microsoft JhengHei" w:hAnsi="Microsoft JhengHei" w:eastAsia="Microsoft JhengHei" w:cs="Microsoft JhengHei"/>
+              <w:szCs w:val="24"/>
+            </w:rPr>
+            <w:instrText xml:space="preserve"> HYPERLINK \l _Toc30083 </w:instrText>
+          </w:r>
+          <w:r>
+            <w:rPr>
+              <w:rFonts w:hint="eastAsia" w:ascii="Microsoft JhengHei" w:hAnsi="Microsoft JhengHei" w:eastAsia="Microsoft JhengHei" w:cs="Microsoft JhengHei"/>
+              <w:szCs w:val="24"/>
+            </w:rPr>
+            <w:fldChar w:fldCharType="separate"/>
+          </w:r>
+          <w:r>
+            <w:rPr>
+              <w:rFonts w:hint="default"/>
+              <w:lang w:val="en-US" w:eastAsia="zh-CN"/>
+            </w:rPr>
+            <w:t>6.4.3. 客户满意度调查结果的转化</w:t>
+          </w:r>
+          <w:r>
+            <w:tab/>
+          </w:r>
+          <w:r>
+            <w:fldChar w:fldCharType="begin"/>
+          </w:r>
+          <w:r>
+            <w:instrText xml:space="preserve"> PAGEREF _Toc30083 \h </w:instrText>
+          </w:r>
+          <w:r>
+            <w:fldChar w:fldCharType="separate"/>
+          </w:r>
+          <w:r>
+            <w:t>8</w:t>
+          </w:r>
+          <w:r>
+            <w:fldChar w:fldCharType="end"/>
+          </w:r>
+          <w:r>
+            <w:rPr>
+              <w:rFonts w:hint="eastAsia" w:ascii="Microsoft JhengHei" w:hAnsi="Microsoft JhengHei" w:eastAsia="Microsoft JhengHei" w:cs="Microsoft JhengHei"/>
+              <w:szCs w:val="24"/>
+            </w:rPr>
+            <w:fldChar w:fldCharType="end"/>
+          </w:r>
+        </w:p>
+        <w:p>
+          <w:pPr>
+            <w:pStyle w:val="13"/>
+            <w:tabs>
+              <w:tab w:val="right" w:leader="dot" w:pos="8497"/>
+            </w:tabs>
+          </w:pPr>
+          <w:r>
+            <w:rPr>
+              <w:rFonts w:hint="eastAsia" w:ascii="Microsoft JhengHei" w:hAnsi="Microsoft JhengHei" w:eastAsia="Microsoft JhengHei" w:cs="Microsoft JhengHei"/>
+              <w:szCs w:val="24"/>
+            </w:rPr>
+            <w:fldChar w:fldCharType="begin"/>
+          </w:r>
+          <w:r>
+            <w:rPr>
+              <w:rFonts w:hint="eastAsia" w:ascii="Microsoft JhengHei" w:hAnsi="Microsoft JhengHei" w:eastAsia="Microsoft JhengHei" w:cs="Microsoft JhengHei"/>
+              <w:szCs w:val="24"/>
+            </w:rPr>
+            <w:instrText xml:space="preserve"> HYPERLINK \l _Toc4028 </w:instrText>
+          </w:r>
+          <w:r>
+            <w:rPr>
+              <w:rFonts w:hint="eastAsia" w:ascii="Microsoft JhengHei" w:hAnsi="Microsoft JhengHei" w:eastAsia="Microsoft JhengHei" w:cs="Microsoft JhengHei"/>
+              <w:szCs w:val="24"/>
+            </w:rPr>
+            <w:fldChar w:fldCharType="separate"/>
+          </w:r>
+          <w:r>
+            <w:rPr>
+              <w:rFonts w:hint="default"/>
+              <w:lang w:val="en-US" w:eastAsia="zh-CN"/>
+            </w:rPr>
+            <w:t>6.4.4. 持续改进机制的完善</w:t>
+          </w:r>
+          <w:r>
+            <w:tab/>
+          </w:r>
+          <w:r>
+            <w:fldChar w:fldCharType="begin"/>
+          </w:r>
+          <w:r>
+            <w:instrText xml:space="preserve"> PAGEREF _Toc4028 \h </w:instrText>
+          </w:r>
+          <w:r>
+            <w:fldChar w:fldCharType="separate"/>
+          </w:r>
+          <w:r>
+            <w:t>9</w:t>
           </w:r>
           <w:r>
             <w:fldChar w:fldCharType="end"/>
@@ -2414,7 +2658,7 @@
         <w:autoSpaceDN w:val="0"/>
         <w:bidi w:val="0"/>
       </w:pPr>
-      <w:bookmarkStart w:id="3" w:name="_Toc10570"/>
+      <w:bookmarkStart w:id="3" w:name="_Toc30371"/>
       <w:r>
         <w:t>目的</w:t>
       </w:r>
@@ -2445,7 +2689,7 @@
         <w:autoSpaceDN w:val="0"/>
         <w:bidi w:val="0"/>
       </w:pPr>
-      <w:bookmarkStart w:id="4" w:name="_Toc1232"/>
+      <w:bookmarkStart w:id="4" w:name="_Toc3664"/>
       <w:r>
         <w:t>适用范围</w:t>
       </w:r>
@@ -2474,7 +2718,7 @@
         <w:autoSpaceDN w:val="0"/>
         <w:bidi w:val="0"/>
       </w:pPr>
-      <w:bookmarkStart w:id="5" w:name="_Toc28683"/>
+      <w:bookmarkStart w:id="5" w:name="_Toc20694"/>
       <w:r>
         <w:t>引用文件</w:t>
       </w:r>
@@ -3051,7 +3295,7 @@
         <w:autoSpaceDN w:val="0"/>
         <w:bidi w:val="0"/>
       </w:pPr>
-      <w:bookmarkStart w:id="6" w:name="_Toc6440"/>
+      <w:bookmarkStart w:id="6" w:name="_Toc18704"/>
       <w:r>
         <w:t>术语与定义</w:t>
       </w:r>
@@ -3080,26 +3324,11 @@
         <w:autoSpaceDN w:val="0"/>
         <w:bidi w:val="0"/>
       </w:pPr>
-      <w:bookmarkStart w:id="7" w:name="_Toc28885"/>
+      <w:bookmarkStart w:id="7" w:name="_Toc19378"/>
       <w:r>
         <w:t>角色与职责</w:t>
       </w:r>
       <w:bookmarkEnd w:id="7"/>
-    </w:p>
-    <w:p>
-      <w:pPr>
-        <w:keepNext w:val="0"/>
-        <w:keepLines w:val="0"/>
-        <w:pageBreakBefore w:val="0"/>
-        <w:widowControl w:val="0"/>
-        <w:wordWrap/>
-        <w:overflowPunct/>
-        <w:topLinePunct w:val="0"/>
-        <w:autoSpaceDE w:val="0"/>
-        <w:autoSpaceDN w:val="0"/>
-        <w:bidi w:val="0"/>
-        <w:spacing w:line="76" w:lineRule="exact"/>
-      </w:pPr>
     </w:p>
     <w:p>
       <w:pPr>
@@ -3110,7 +3339,9 @@
           <w:lang w:val="en-US" w:eastAsia="zh-CN"/>
         </w:rPr>
       </w:pPr>
-      <w:bookmarkStart w:id="8" w:name="_Toc30319"/>
+      <w:bookmarkStart w:id="23" w:name="_GoBack"/>
+      <w:bookmarkEnd w:id="23"/>
+      <w:bookmarkStart w:id="8" w:name="_Toc16846"/>
       <w:r>
         <w:rPr>
           <w:rFonts w:hint="eastAsia"/>
@@ -3276,7 +3507,7 @@
           <w:lang w:val="en-US" w:eastAsia="zh-CN"/>
         </w:rPr>
       </w:pPr>
-      <w:bookmarkStart w:id="9" w:name="_Toc28339"/>
+      <w:bookmarkStart w:id="9" w:name="_Toc26019"/>
       <w:r>
         <w:rPr>
           <w:rFonts w:hint="eastAsia"/>
@@ -3442,7 +3673,7 @@
           <w:lang w:val="en-US" w:eastAsia="zh-CN"/>
         </w:rPr>
       </w:pPr>
-      <w:bookmarkStart w:id="10" w:name="_Toc7645"/>
+      <w:bookmarkStart w:id="10" w:name="_Toc10007"/>
       <w:r>
         <w:rPr>
           <w:rFonts w:hint="eastAsia"/>
@@ -3554,7 +3785,7 @@
           <w:lang w:val="en-US" w:eastAsia="zh-CN"/>
         </w:rPr>
       </w:pPr>
-      <w:bookmarkStart w:id="11" w:name="_Toc28396"/>
+      <w:bookmarkStart w:id="11" w:name="_Toc23949"/>
       <w:r>
         <w:rPr>
           <w:rFonts w:hint="eastAsia"/>
@@ -3608,7 +3839,7 @@
         <w:autoSpaceDN w:val="0"/>
         <w:bidi w:val="0"/>
       </w:pPr>
-      <w:bookmarkStart w:id="12" w:name="_Toc11468"/>
+      <w:bookmarkStart w:id="12" w:name="_Toc1191"/>
       <w:r>
         <w:rPr>
           <w:rFonts w:hint="eastAsia"/>
@@ -4009,7 +4240,7 @@
         <w:autoSpaceDN w:val="0"/>
         <w:bidi w:val="0"/>
       </w:pPr>
-      <w:bookmarkStart w:id="13" w:name="_Toc14834"/>
+      <w:bookmarkStart w:id="13" w:name="_Toc16155"/>
       <w:r>
         <w:rPr>
           <w:rFonts w:hint="eastAsia"/>
@@ -4027,7 +4258,7 @@
           <w:rFonts w:hint="eastAsia"/>
         </w:rPr>
       </w:pPr>
-      <w:bookmarkStart w:id="14" w:name="_Toc28766"/>
+      <w:bookmarkStart w:id="14" w:name="_Toc4841"/>
       <w:r>
         <w:rPr>
           <w:rFonts w:hint="eastAsia"/>
@@ -4058,7 +4289,7 @@
           <w:rFonts w:hint="eastAsia"/>
         </w:rPr>
       </w:pPr>
-      <w:bookmarkStart w:id="15" w:name="_Toc23799"/>
+      <w:bookmarkStart w:id="15" w:name="_Toc5807"/>
       <w:r>
         <w:rPr>
           <w:rFonts w:hint="eastAsia"/>
@@ -4104,15 +4335,7 @@
         <w:rPr>
           <w:rFonts w:hint="eastAsia"/>
         </w:rPr>
-        <w:t>应急</w:t>
-      </w:r>
-      <w:bookmarkStart w:id="19" w:name="_GoBack"/>
-      <w:bookmarkEnd w:id="19"/>
-      <w:r>
-        <w:rPr>
-          <w:rFonts w:hint="eastAsia"/>
-        </w:rPr>
-        <w:t>及体系实施成果等方面，对运维服务能力进行了系统性分析与评价。根据《运维服务能力指标体系》核查，各项指标均获达成；对于内审遗留问题，会议明确了具体的责任部门与整改路径。</w:t>
+        <w:t>应急及体系实施成果等方面，对运维服务能力进行了系统性分析与评价。根据《运维服务能力指标体系》核查，各项指标均获达成；对于内审遗留问题，会议明确了具体的责任部门与整改路径。</w:t>
       </w:r>
     </w:p>
     <w:p>
@@ -4123,7 +4346,7 @@
           <w:rFonts w:hint="eastAsia"/>
         </w:rPr>
       </w:pPr>
-      <w:bookmarkStart w:id="16" w:name="_Toc11077"/>
+      <w:bookmarkStart w:id="16" w:name="_Toc13243"/>
       <w:r>
         <w:rPr>
           <w:rFonts w:hint="eastAsia"/>
@@ -4157,7 +4380,7 @@
         <w:autoSpaceDN w:val="0"/>
         <w:bidi w:val="0"/>
       </w:pPr>
-      <w:bookmarkStart w:id="17" w:name="_Toc30977"/>
+      <w:bookmarkStart w:id="17" w:name="_Toc12718"/>
       <w:r>
         <w:t>满意度调查</w:t>
       </w:r>
@@ -4514,7 +4737,7 @@
         <w:autoSpaceDN w:val="0"/>
         <w:bidi w:val="0"/>
       </w:pPr>
-      <w:bookmarkStart w:id="18" w:name="_Toc18184"/>
+      <w:bookmarkStart w:id="18" w:name="_Toc3584"/>
       <w:r>
         <w:t>运维服务</w:t>
       </w:r>
@@ -4561,19 +4784,27 @@
           <w:szCs w:val="24"/>
           <w:lang w:val="en-US" w:eastAsia="zh-CN"/>
         </w:rPr>
-        <w:t>2025年</w:t>
-      </w:r>
-      <w:r>
-        <w:rPr>
-          <w:rFonts w:hint="eastAsia" w:ascii="宋体" w:hAnsi="宋体" w:cs="宋体"/>
-          <w:spacing w:val="-6"/>
-          <w:sz w:val="24"/>
-          <w:szCs w:val="24"/>
-          <w:lang w:val="en-US" w:eastAsia="zh-CN"/>
-        </w:rPr>
-        <w:t>4</w:t>
-      </w:r>
-      <w:r>
+        <w:t>2025年4月，由运维部牵头公司引进了ITSS运维服务能力管理体系，结合公司的实际情况对公司原有的运维管理体系进行了全面系统地梳理，结合运维服务指标完成情况、客户反馈意见等方式从人员管理、资源管理、技术管理、服务过程管理、交付管理应急管理及质量管理方面对运维体系进行改进和完善。实践表明，通过不断地完善调整，修改后的运维服务体系能较好的适应公司文化，规范工作流程，对运维服务起到了促进和支撑作用。</w:t>
+      </w:r>
+    </w:p>
+    <w:p>
+      <w:pPr>
+        <w:keepNext w:val="0"/>
+        <w:keepLines w:val="0"/>
+        <w:pageBreakBefore w:val="0"/>
+        <w:widowControl w:val="0"/>
+        <w:kinsoku/>
+        <w:wordWrap/>
+        <w:overflowPunct/>
+        <w:topLinePunct w:val="0"/>
+        <w:autoSpaceDE w:val="0"/>
+        <w:autoSpaceDN w:val="0"/>
+        <w:bidi w:val="0"/>
+        <w:adjustRightInd/>
+        <w:snapToGrid/>
+        <w:spacing w:line="360" w:lineRule="auto"/>
+        <w:ind w:left="0" w:right="0" w:firstLine="456" w:firstLineChars="200"/>
+        <w:textAlignment w:val="auto"/>
         <w:rPr>
           <w:rFonts w:hint="default" w:ascii="宋体" w:hAnsi="宋体" w:eastAsia="宋体" w:cs="宋体"/>
           <w:spacing w:val="-6"/>
@@ -4581,18 +4812,7 @@
           <w:szCs w:val="24"/>
           <w:lang w:val="en-US" w:eastAsia="zh-CN"/>
         </w:rPr>
-        <w:t>月，由</w:t>
-      </w:r>
-      <w:r>
-        <w:rPr>
-          <w:rFonts w:hint="eastAsia" w:ascii="宋体" w:hAnsi="宋体" w:eastAsia="宋体" w:cs="宋体"/>
-          <w:spacing w:val="-6"/>
-          <w:sz w:val="24"/>
-          <w:szCs w:val="24"/>
-          <w:lang w:val="en-US" w:eastAsia="zh-CN"/>
-        </w:rPr>
-        <w:t>运维部</w:t>
-      </w:r>
+      </w:pPr>
       <w:r>
         <w:rPr>
           <w:rFonts w:hint="default" w:ascii="宋体" w:hAnsi="宋体" w:eastAsia="宋体" w:cs="宋体"/>
@@ -4601,19 +4821,46 @@
           <w:szCs w:val="24"/>
           <w:lang w:val="en-US" w:eastAsia="zh-CN"/>
         </w:rPr>
-        <w:t>牵头公司引进了ITSS运维服务能力管理体系，结合公司的实际情况对公司原有的运维管理体系进行了全面系统地梳理，</w:t>
-      </w:r>
-      <w:r>
-        <w:rPr>
-          <w:rFonts w:hint="eastAsia" w:ascii="宋体" w:hAnsi="宋体" w:eastAsia="宋体" w:cs="宋体"/>
-          <w:spacing w:val="-6"/>
-          <w:sz w:val="24"/>
-          <w:szCs w:val="24"/>
-          <w:lang w:val="en-US" w:eastAsia="zh-CN"/>
-        </w:rPr>
-        <w:t>结合运维服务指标完成情况、客户反馈意见等方式</w:t>
-      </w:r>
-      <w:r>
+        <w:t>为进一步提升运维服务质量，公司结合2025年12月开展的内部审核、管理评审及客户满意度调查结果，系统识别了当前体系运行中的薄弱环节，并制定了相应的改进措施，具体如下：</w:t>
+      </w:r>
+    </w:p>
+    <w:p>
+      <w:pPr>
+        <w:pStyle w:val="29"/>
+        <w:bidi w:val="0"/>
+        <w:rPr>
+          <w:rFonts w:hint="default"/>
+          <w:lang w:val="en-US" w:eastAsia="zh-CN"/>
+        </w:rPr>
+      </w:pPr>
+      <w:bookmarkStart w:id="19" w:name="_Toc13878"/>
+      <w:r>
+        <w:rPr>
+          <w:rFonts w:hint="default"/>
+          <w:lang w:val="en-US" w:eastAsia="zh-CN"/>
+        </w:rPr>
+        <w:t>内部审核发现问题的改进</w:t>
+      </w:r>
+      <w:bookmarkEnd w:id="19"/>
+    </w:p>
+    <w:p>
+      <w:pPr>
+        <w:keepNext w:val="0"/>
+        <w:keepLines w:val="0"/>
+        <w:pageBreakBefore w:val="0"/>
+        <w:widowControl w:val="0"/>
+        <w:kinsoku/>
+        <w:wordWrap/>
+        <w:overflowPunct/>
+        <w:topLinePunct w:val="0"/>
+        <w:autoSpaceDE w:val="0"/>
+        <w:autoSpaceDN w:val="0"/>
+        <w:bidi w:val="0"/>
+        <w:adjustRightInd/>
+        <w:snapToGrid/>
+        <w:spacing w:line="360" w:lineRule="auto"/>
+        <w:ind w:left="0" w:right="0" w:firstLine="456" w:firstLineChars="200"/>
+        <w:textAlignment w:val="auto"/>
         <w:rPr>
           <w:rFonts w:hint="default" w:ascii="宋体" w:hAnsi="宋体" w:eastAsia="宋体" w:cs="宋体"/>
           <w:spacing w:val="-6"/>
@@ -4621,18 +4868,7 @@
           <w:szCs w:val="24"/>
           <w:lang w:val="en-US" w:eastAsia="zh-CN"/>
         </w:rPr>
-        <w:t>从人员管理、资源管理、技术管理、服务过程管理</w:t>
-      </w:r>
-      <w:r>
-        <w:rPr>
-          <w:rFonts w:hint="eastAsia" w:ascii="宋体" w:hAnsi="宋体" w:cs="宋体"/>
-          <w:spacing w:val="-6"/>
-          <w:sz w:val="24"/>
-          <w:szCs w:val="24"/>
-          <w:lang w:val="en-US" w:eastAsia="zh-CN"/>
-        </w:rPr>
-        <w:t>、交付管理应急管理及</w:t>
-      </w:r>
+      </w:pPr>
       <w:r>
         <w:rPr>
           <w:rFonts w:hint="default" w:ascii="宋体" w:hAnsi="宋体" w:eastAsia="宋体" w:cs="宋体"/>
@@ -4641,19 +4877,46 @@
           <w:szCs w:val="24"/>
           <w:lang w:val="en-US" w:eastAsia="zh-CN"/>
         </w:rPr>
-        <w:t>质量管理方面对</w:t>
-      </w:r>
-      <w:r>
-        <w:rPr>
-          <w:rFonts w:hint="eastAsia" w:ascii="宋体" w:hAnsi="宋体" w:eastAsia="宋体" w:cs="宋体"/>
-          <w:spacing w:val="-6"/>
-          <w:sz w:val="24"/>
-          <w:szCs w:val="24"/>
-          <w:lang w:val="en-US" w:eastAsia="zh-CN"/>
-        </w:rPr>
-        <w:t>运维体系进行改进和完善。</w:t>
-      </w:r>
-      <w:r>
+        <w:t>2025年12月内部审核共发现1项一般不符合项，即知识库内容适宜性的评审记录未生成，反映出部分员工对制度规范执行不到位的问题。针对此情况，公司已要求运维部相关人员认真学习服务知识管理制度，在开展评审时如实记录会议内容并归档，由质量部跟踪验证整改效果。同时，针对内审中发现的运维工程师现场服务报告有补充提交的现象，公司将进一步加强内审管理，收集相关数据，并要求各部门负责人重视内审工作的开展，确保制度执行的严肃性和规范性。</w:t>
+      </w:r>
+    </w:p>
+    <w:p>
+      <w:pPr>
+        <w:pStyle w:val="29"/>
+        <w:bidi w:val="0"/>
+        <w:rPr>
+          <w:rFonts w:hint="default"/>
+          <w:lang w:val="en-US" w:eastAsia="zh-CN"/>
+        </w:rPr>
+      </w:pPr>
+      <w:bookmarkStart w:id="20" w:name="_Toc1795"/>
+      <w:r>
+        <w:rPr>
+          <w:rFonts w:hint="default"/>
+          <w:lang w:val="en-US" w:eastAsia="zh-CN"/>
+        </w:rPr>
+        <w:t>管理评审决议的落实</w:t>
+      </w:r>
+      <w:bookmarkEnd w:id="20"/>
+    </w:p>
+    <w:p>
+      <w:pPr>
+        <w:keepNext w:val="0"/>
+        <w:keepLines w:val="0"/>
+        <w:pageBreakBefore w:val="0"/>
+        <w:widowControl w:val="0"/>
+        <w:kinsoku/>
+        <w:wordWrap/>
+        <w:overflowPunct/>
+        <w:topLinePunct w:val="0"/>
+        <w:autoSpaceDE w:val="0"/>
+        <w:autoSpaceDN w:val="0"/>
+        <w:bidi w:val="0"/>
+        <w:adjustRightInd/>
+        <w:snapToGrid/>
+        <w:spacing w:line="360" w:lineRule="auto"/>
+        <w:ind w:left="0" w:right="0" w:firstLine="456" w:firstLineChars="200"/>
+        <w:textAlignment w:val="auto"/>
         <w:rPr>
           <w:rFonts w:hint="default" w:ascii="宋体" w:hAnsi="宋体" w:eastAsia="宋体" w:cs="宋体"/>
           <w:spacing w:val="-6"/>
@@ -4661,7 +4924,239 @@
           <w:szCs w:val="24"/>
           <w:lang w:val="en-US" w:eastAsia="zh-CN"/>
         </w:rPr>
-        <w:t>实践表明，通过不断地完善调整，修改后的运维服务体系能较好的适应公司文化，规范工作流程，对运维服务起到了促进和支撑作用。</w:t>
+      </w:pPr>
+      <w:r>
+        <w:rPr>
+          <w:rFonts w:hint="default" w:ascii="宋体" w:hAnsi="宋体" w:eastAsia="宋体" w:cs="宋体"/>
+          <w:spacing w:val="-6"/>
+          <w:sz w:val="24"/>
+          <w:szCs w:val="24"/>
+          <w:lang w:val="en-US" w:eastAsia="zh-CN"/>
+        </w:rPr>
+        <w:t>2025年12月管理评审会议确认，公司运维能力体系运行适宜、有效，各项指标基本达成。会议决议明确，后续工作应重点加强对员工的技能与工作流程培训，并责成运维部进一步强化对体系执行的日常监督。公司将通过定期组织专项培训、完善岗位操作手册、加强过程检查等方式，确保体系要求融入日常作业，持续提升员工对制度的理解和执行力。</w:t>
+      </w:r>
+    </w:p>
+    <w:p>
+      <w:pPr>
+        <w:pStyle w:val="29"/>
+        <w:bidi w:val="0"/>
+        <w:rPr>
+          <w:rFonts w:hint="default"/>
+          <w:lang w:val="en-US" w:eastAsia="zh-CN"/>
+        </w:rPr>
+      </w:pPr>
+      <w:bookmarkStart w:id="21" w:name="_Toc30083"/>
+      <w:r>
+        <w:rPr>
+          <w:rFonts w:hint="default"/>
+          <w:lang w:val="en-US" w:eastAsia="zh-CN"/>
+        </w:rPr>
+        <w:t>客户满意度调查结果的转化</w:t>
+      </w:r>
+      <w:bookmarkEnd w:id="21"/>
+    </w:p>
+    <w:p>
+      <w:pPr>
+        <w:keepNext w:val="0"/>
+        <w:keepLines w:val="0"/>
+        <w:pageBreakBefore w:val="0"/>
+        <w:widowControl w:val="0"/>
+        <w:kinsoku/>
+        <w:wordWrap/>
+        <w:overflowPunct/>
+        <w:topLinePunct w:val="0"/>
+        <w:autoSpaceDE w:val="0"/>
+        <w:autoSpaceDN w:val="0"/>
+        <w:bidi w:val="0"/>
+        <w:adjustRightInd/>
+        <w:snapToGrid/>
+        <w:spacing w:line="360" w:lineRule="auto"/>
+        <w:ind w:left="0" w:right="0" w:firstLine="456" w:firstLineChars="200"/>
+        <w:textAlignment w:val="auto"/>
+        <w:rPr>
+          <w:rFonts w:hint="default" w:ascii="宋体" w:hAnsi="宋体" w:eastAsia="宋体" w:cs="宋体"/>
+          <w:spacing w:val="-6"/>
+          <w:sz w:val="24"/>
+          <w:szCs w:val="24"/>
+          <w:lang w:val="en-US" w:eastAsia="zh-CN"/>
+        </w:rPr>
+      </w:pPr>
+      <w:r>
+        <w:rPr>
+          <w:rFonts w:hint="default" w:ascii="宋体" w:hAnsi="宋体" w:eastAsia="宋体" w:cs="宋体"/>
+          <w:spacing w:val="-6"/>
+          <w:sz w:val="24"/>
+          <w:szCs w:val="24"/>
+          <w:lang w:val="en-US" w:eastAsia="zh-CN"/>
+        </w:rPr>
+        <w:t>2025年12月客户满意度调查平均分为96分，客户对服务质量总体认可，但在服务台沟通规范性、内部合同流程效率、客户沟通及时性等方面存在改进空间。针对上述问题，公司已制定如下改进行动计划：</w:t>
+      </w:r>
+    </w:p>
+    <w:p>
+      <w:pPr>
+        <w:keepNext w:val="0"/>
+        <w:keepLines w:val="0"/>
+        <w:pageBreakBefore w:val="0"/>
+        <w:widowControl w:val="0"/>
+        <w:kinsoku/>
+        <w:wordWrap/>
+        <w:overflowPunct/>
+        <w:topLinePunct w:val="0"/>
+        <w:autoSpaceDE w:val="0"/>
+        <w:autoSpaceDN w:val="0"/>
+        <w:bidi w:val="0"/>
+        <w:adjustRightInd/>
+        <w:snapToGrid/>
+        <w:spacing w:line="360" w:lineRule="auto"/>
+        <w:ind w:left="0" w:right="0" w:firstLine="456" w:firstLineChars="200"/>
+        <w:textAlignment w:val="auto"/>
+        <w:rPr>
+          <w:rFonts w:hint="default" w:ascii="宋体" w:hAnsi="宋体" w:eastAsia="宋体" w:cs="宋体"/>
+          <w:spacing w:val="-6"/>
+          <w:sz w:val="24"/>
+          <w:szCs w:val="24"/>
+          <w:lang w:val="en-US" w:eastAsia="zh-CN"/>
+        </w:rPr>
+      </w:pPr>
+      <w:r>
+        <w:rPr>
+          <w:rFonts w:hint="default" w:ascii="宋体" w:hAnsi="宋体" w:eastAsia="宋体" w:cs="宋体"/>
+          <w:spacing w:val="-6"/>
+          <w:sz w:val="24"/>
+          <w:szCs w:val="24"/>
+          <w:lang w:val="en-US" w:eastAsia="zh-CN"/>
+        </w:rPr>
+        <w:t>提升服务台用语规范性：由服务台负责人牵头，组织全体服务台人员开展专项培训，重点规范电话回访及日常沟通用语，后续将不定期抽查录音，确保服务规范性得到提升。</w:t>
+      </w:r>
+    </w:p>
+    <w:p>
+      <w:pPr>
+        <w:keepNext w:val="0"/>
+        <w:keepLines w:val="0"/>
+        <w:pageBreakBefore w:val="0"/>
+        <w:widowControl w:val="0"/>
+        <w:kinsoku/>
+        <w:wordWrap/>
+        <w:overflowPunct/>
+        <w:topLinePunct w:val="0"/>
+        <w:autoSpaceDE w:val="0"/>
+        <w:autoSpaceDN w:val="0"/>
+        <w:bidi w:val="0"/>
+        <w:adjustRightInd/>
+        <w:snapToGrid/>
+        <w:spacing w:line="360" w:lineRule="auto"/>
+        <w:ind w:left="0" w:right="0" w:firstLine="456" w:firstLineChars="200"/>
+        <w:textAlignment w:val="auto"/>
+        <w:rPr>
+          <w:rFonts w:hint="default" w:ascii="宋体" w:hAnsi="宋体" w:eastAsia="宋体" w:cs="宋体"/>
+          <w:spacing w:val="-6"/>
+          <w:sz w:val="24"/>
+          <w:szCs w:val="24"/>
+          <w:lang w:val="en-US" w:eastAsia="zh-CN"/>
+        </w:rPr>
+      </w:pPr>
+      <w:r>
+        <w:rPr>
+          <w:rFonts w:hint="default" w:ascii="宋体" w:hAnsi="宋体" w:eastAsia="宋体" w:cs="宋体"/>
+          <w:spacing w:val="-6"/>
+          <w:sz w:val="24"/>
+          <w:szCs w:val="24"/>
+          <w:lang w:val="en-US" w:eastAsia="zh-CN"/>
+        </w:rPr>
+        <w:t>优化内部合同审批流程：加快推动合同管理电子化流程的上线应用，优化审批节点，减少不必要的流转环节，提高合同处理效率，避免因内部流程影响客户体验。</w:t>
+      </w:r>
+    </w:p>
+    <w:p>
+      <w:pPr>
+        <w:keepNext w:val="0"/>
+        <w:keepLines w:val="0"/>
+        <w:pageBreakBefore w:val="0"/>
+        <w:widowControl w:val="0"/>
+        <w:kinsoku/>
+        <w:wordWrap/>
+        <w:overflowPunct/>
+        <w:topLinePunct w:val="0"/>
+        <w:autoSpaceDE w:val="0"/>
+        <w:autoSpaceDN w:val="0"/>
+        <w:bidi w:val="0"/>
+        <w:adjustRightInd/>
+        <w:snapToGrid/>
+        <w:spacing w:line="360" w:lineRule="auto"/>
+        <w:ind w:left="0" w:right="0" w:firstLine="456" w:firstLineChars="200"/>
+        <w:textAlignment w:val="auto"/>
+        <w:rPr>
+          <w:rFonts w:hint="default" w:ascii="宋体" w:hAnsi="宋体" w:eastAsia="宋体" w:cs="宋体"/>
+          <w:spacing w:val="-6"/>
+          <w:sz w:val="24"/>
+          <w:szCs w:val="24"/>
+          <w:lang w:val="en-US" w:eastAsia="zh-CN"/>
+        </w:rPr>
+      </w:pPr>
+      <w:r>
+        <w:rPr>
+          <w:rFonts w:hint="default" w:ascii="宋体" w:hAnsi="宋体" w:eastAsia="宋体" w:cs="宋体"/>
+          <w:spacing w:val="-6"/>
+          <w:sz w:val="24"/>
+          <w:szCs w:val="24"/>
+          <w:lang w:val="en-US" w:eastAsia="zh-CN"/>
+        </w:rPr>
+        <w:t>加强客户沟通及时性：建立定期客户回访机制，明确专属客户接口人，规范项目沟通纪要模板，确保客户需求及问题能够得到及时响应和跟进。</w:t>
+      </w:r>
+    </w:p>
+    <w:p>
+      <w:pPr>
+        <w:pStyle w:val="29"/>
+        <w:bidi w:val="0"/>
+        <w:rPr>
+          <w:rFonts w:hint="default"/>
+          <w:lang w:val="en-US" w:eastAsia="zh-CN"/>
+        </w:rPr>
+      </w:pPr>
+      <w:bookmarkStart w:id="22" w:name="_Toc4028"/>
+      <w:r>
+        <w:rPr>
+          <w:rFonts w:hint="default"/>
+          <w:lang w:val="en-US" w:eastAsia="zh-CN"/>
+        </w:rPr>
+        <w:t>持续改进机制的完善</w:t>
+      </w:r>
+      <w:bookmarkEnd w:id="22"/>
+    </w:p>
+    <w:p>
+      <w:pPr>
+        <w:keepNext w:val="0"/>
+        <w:keepLines w:val="0"/>
+        <w:pageBreakBefore w:val="0"/>
+        <w:widowControl w:val="0"/>
+        <w:kinsoku/>
+        <w:wordWrap/>
+        <w:overflowPunct/>
+        <w:topLinePunct w:val="0"/>
+        <w:autoSpaceDE w:val="0"/>
+        <w:autoSpaceDN w:val="0"/>
+        <w:bidi w:val="0"/>
+        <w:adjustRightInd/>
+        <w:snapToGrid/>
+        <w:spacing w:line="360" w:lineRule="auto"/>
+        <w:ind w:left="0" w:right="0" w:firstLine="456" w:firstLineChars="200"/>
+        <w:textAlignment w:val="auto"/>
+        <w:rPr>
+          <w:rFonts w:hint="default" w:ascii="宋体" w:hAnsi="宋体" w:eastAsia="宋体" w:cs="宋体"/>
+          <w:spacing w:val="-6"/>
+          <w:sz w:val="24"/>
+          <w:szCs w:val="24"/>
+          <w:lang w:val="en-US" w:eastAsia="zh-CN"/>
+        </w:rPr>
+      </w:pPr>
+      <w:r>
+        <w:rPr>
+          <w:rFonts w:hint="default" w:ascii="宋体" w:hAnsi="宋体" w:eastAsia="宋体" w:cs="宋体"/>
+          <w:spacing w:val="-6"/>
+          <w:sz w:val="24"/>
+          <w:szCs w:val="24"/>
+          <w:lang w:val="en-US" w:eastAsia="zh-CN"/>
+        </w:rPr>
+        <w:t>基于上述分析，公司将进一步完善服务质量闭环管理机制，将内审、管评、满意度调查等质量活动中发现的问题纳入改进跟踪清单，明确责任部门、整改措施及完成时限，由质量部负责监督验证，确保各项改进措施有效落地。同时，鼓励各部门主动识别改进机会，推动运维服务体系持续优化，助力公司整体运作及管理水平不断提升。</w:t>
       </w:r>
     </w:p>
     <w:sectPr>

--- a/4.质量管理/2.运行记录类文件/040208-运维服务质量管理报告(截止2025年12月).docx
+++ b/4.质量管理/2.运行记录类文件/040208-运维服务质量管理报告(截止2025年12月).docx
@@ -31,7 +31,7 @@
         <w:autoSpaceDN w:val="0"/>
         <w:bidi w:val="0"/>
       </w:pPr>
-      <w:bookmarkStart w:id="0" w:name="_Toc16324"/>
+      <w:bookmarkStart w:id="0" w:name="_Toc4392"/>
       <w:r>
         <w:t>运维服务质量管理报告</w:t>
       </w:r>
@@ -51,7 +51,7 @@
         <w:autoSpaceDN w:val="0"/>
         <w:bidi w:val="0"/>
       </w:pPr>
-      <w:bookmarkStart w:id="1" w:name="_Toc31202"/>
+      <w:bookmarkStart w:id="1" w:name="_Toc3705"/>
       <w:r>
         <w:t>中达丰集团有限公司</w:t>
       </w:r>
@@ -171,7 +171,7 @@
           <w:szCs w:val="28"/>
         </w:rPr>
       </w:pPr>
-      <w:bookmarkStart w:id="2" w:name="_Toc24438"/>
+      <w:bookmarkStart w:id="2" w:name="_Toc1301"/>
       <w:r>
         <w:rPr>
           <w:rFonts w:ascii="宋体" w:hAnsi="宋体" w:eastAsia="宋体" w:cs="宋体"/>
@@ -1093,6 +1093,8 @@
               <w:tab w:val="right" w:leader="dot" w:pos="8497"/>
             </w:tabs>
           </w:pPr>
+          <w:bookmarkStart w:id="23" w:name="_GoBack"/>
+          <w:bookmarkEnd w:id="23"/>
           <w:r>
             <w:rPr>
               <w:rFonts w:hint="eastAsia" w:ascii="Microsoft JhengHei" w:hAnsi="Microsoft JhengHei" w:eastAsia="Microsoft JhengHei" w:cs="Microsoft JhengHei"/>
@@ -1129,7 +1131,7 @@
               <w:rFonts w:hint="eastAsia" w:ascii="Microsoft JhengHei" w:hAnsi="Microsoft JhengHei" w:eastAsia="Microsoft JhengHei" w:cs="Microsoft JhengHei"/>
               <w:szCs w:val="24"/>
             </w:rPr>
-            <w:instrText xml:space="preserve"> HYPERLINK \l _Toc16324 </w:instrText>
+            <w:instrText xml:space="preserve"> HYPERLINK \l _Toc4392 </w:instrText>
           </w:r>
           <w:r>
             <w:rPr>
@@ -1148,7 +1150,7 @@
             <w:fldChar w:fldCharType="begin"/>
           </w:r>
           <w:r>
-            <w:instrText xml:space="preserve"> PAGEREF _Toc16324 \h </w:instrText>
+            <w:instrText xml:space="preserve"> PAGEREF _Toc4392 \h </w:instrText>
           </w:r>
           <w:r>
             <w:fldChar w:fldCharType="separate"/>
@@ -1186,7 +1188,7 @@
               <w:rFonts w:hint="eastAsia" w:ascii="Microsoft JhengHei" w:hAnsi="Microsoft JhengHei" w:eastAsia="Microsoft JhengHei" w:cs="Microsoft JhengHei"/>
               <w:szCs w:val="24"/>
             </w:rPr>
-            <w:instrText xml:space="preserve"> HYPERLINK \l _Toc31202 </w:instrText>
+            <w:instrText xml:space="preserve"> HYPERLINK \l _Toc3705 </w:instrText>
           </w:r>
           <w:r>
             <w:rPr>
@@ -1205,7 +1207,7 @@
             <w:fldChar w:fldCharType="begin"/>
           </w:r>
           <w:r>
-            <w:instrText xml:space="preserve"> PAGEREF _Toc31202 \h </w:instrText>
+            <w:instrText xml:space="preserve"> PAGEREF _Toc3705 \h </w:instrText>
           </w:r>
           <w:r>
             <w:fldChar w:fldCharType="separate"/>
@@ -1243,7 +1245,7 @@
               <w:rFonts w:hint="eastAsia" w:ascii="Microsoft JhengHei" w:hAnsi="Microsoft JhengHei" w:eastAsia="Microsoft JhengHei" w:cs="Microsoft JhengHei"/>
               <w:szCs w:val="24"/>
             </w:rPr>
-            <w:instrText xml:space="preserve"> HYPERLINK \l _Toc24438 </w:instrText>
+            <w:instrText xml:space="preserve"> HYPERLINK \l _Toc1301 </w:instrText>
           </w:r>
           <w:r>
             <w:rPr>
@@ -1267,7 +1269,7 @@
             <w:fldChar w:fldCharType="begin"/>
           </w:r>
           <w:r>
-            <w:instrText xml:space="preserve"> PAGEREF _Toc24438 \h </w:instrText>
+            <w:instrText xml:space="preserve"> PAGEREF _Toc1301 \h </w:instrText>
           </w:r>
           <w:r>
             <w:fldChar w:fldCharType="separate"/>
@@ -1305,7 +1307,7 @@
               <w:rFonts w:hint="eastAsia" w:ascii="Microsoft JhengHei" w:hAnsi="Microsoft JhengHei" w:eastAsia="Microsoft JhengHei" w:cs="Microsoft JhengHei"/>
               <w:szCs w:val="24"/>
             </w:rPr>
-            <w:instrText xml:space="preserve"> HYPERLINK \l _Toc30371 </w:instrText>
+            <w:instrText xml:space="preserve"> HYPERLINK \l _Toc8839 </w:instrText>
           </w:r>
           <w:r>
             <w:rPr>
@@ -1330,7 +1332,7 @@
             <w:fldChar w:fldCharType="begin"/>
           </w:r>
           <w:r>
-            <w:instrText xml:space="preserve"> PAGEREF _Toc30371 \h </w:instrText>
+            <w:instrText xml:space="preserve"> PAGEREF _Toc8839 \h </w:instrText>
           </w:r>
           <w:r>
             <w:fldChar w:fldCharType="separate"/>
@@ -1368,7 +1370,7 @@
               <w:rFonts w:hint="eastAsia" w:ascii="Microsoft JhengHei" w:hAnsi="Microsoft JhengHei" w:eastAsia="Microsoft JhengHei" w:cs="Microsoft JhengHei"/>
               <w:szCs w:val="24"/>
             </w:rPr>
-            <w:instrText xml:space="preserve"> HYPERLINK \l _Toc3664 </w:instrText>
+            <w:instrText xml:space="preserve"> HYPERLINK \l _Toc8083 </w:instrText>
           </w:r>
           <w:r>
             <w:rPr>
@@ -1393,7 +1395,7 @@
             <w:fldChar w:fldCharType="begin"/>
           </w:r>
           <w:r>
-            <w:instrText xml:space="preserve"> PAGEREF _Toc3664 \h </w:instrText>
+            <w:instrText xml:space="preserve"> PAGEREF _Toc8083 \h </w:instrText>
           </w:r>
           <w:r>
             <w:fldChar w:fldCharType="separate"/>
@@ -1431,7 +1433,7 @@
               <w:rFonts w:hint="eastAsia" w:ascii="Microsoft JhengHei" w:hAnsi="Microsoft JhengHei" w:eastAsia="Microsoft JhengHei" w:cs="Microsoft JhengHei"/>
               <w:szCs w:val="24"/>
             </w:rPr>
-            <w:instrText xml:space="preserve"> HYPERLINK \l _Toc20694 </w:instrText>
+            <w:instrText xml:space="preserve"> HYPERLINK \l _Toc23734 </w:instrText>
           </w:r>
           <w:r>
             <w:rPr>
@@ -1456,7 +1458,7 @@
             <w:fldChar w:fldCharType="begin"/>
           </w:r>
           <w:r>
-            <w:instrText xml:space="preserve"> PAGEREF _Toc20694 \h </w:instrText>
+            <w:instrText xml:space="preserve"> PAGEREF _Toc23734 \h </w:instrText>
           </w:r>
           <w:r>
             <w:fldChar w:fldCharType="separate"/>
@@ -1494,7 +1496,7 @@
               <w:rFonts w:hint="eastAsia" w:ascii="Microsoft JhengHei" w:hAnsi="Microsoft JhengHei" w:eastAsia="Microsoft JhengHei" w:cs="Microsoft JhengHei"/>
               <w:szCs w:val="24"/>
             </w:rPr>
-            <w:instrText xml:space="preserve"> HYPERLINK \l _Toc18704 </w:instrText>
+            <w:instrText xml:space="preserve"> HYPERLINK \l _Toc11043 </w:instrText>
           </w:r>
           <w:r>
             <w:rPr>
@@ -1519,7 +1521,7 @@
             <w:fldChar w:fldCharType="begin"/>
           </w:r>
           <w:r>
-            <w:instrText xml:space="preserve"> PAGEREF _Toc18704 \h </w:instrText>
+            <w:instrText xml:space="preserve"> PAGEREF _Toc11043 \h </w:instrText>
           </w:r>
           <w:r>
             <w:fldChar w:fldCharType="separate"/>
@@ -1557,7 +1559,7 @@
               <w:rFonts w:hint="eastAsia" w:ascii="Microsoft JhengHei" w:hAnsi="Microsoft JhengHei" w:eastAsia="Microsoft JhengHei" w:cs="Microsoft JhengHei"/>
               <w:szCs w:val="24"/>
             </w:rPr>
-            <w:instrText xml:space="preserve"> HYPERLINK \l _Toc19378 </w:instrText>
+            <w:instrText xml:space="preserve"> HYPERLINK \l _Toc1612 </w:instrText>
           </w:r>
           <w:r>
             <w:rPr>
@@ -1582,7 +1584,7 @@
             <w:fldChar w:fldCharType="begin"/>
           </w:r>
           <w:r>
-            <w:instrText xml:space="preserve"> PAGEREF _Toc19378 \h </w:instrText>
+            <w:instrText xml:space="preserve"> PAGEREF _Toc1612 \h </w:instrText>
           </w:r>
           <w:r>
             <w:fldChar w:fldCharType="separate"/>
@@ -1620,7 +1622,7 @@
               <w:rFonts w:hint="eastAsia" w:ascii="Microsoft JhengHei" w:hAnsi="Microsoft JhengHei" w:eastAsia="Microsoft JhengHei" w:cs="Microsoft JhengHei"/>
               <w:szCs w:val="24"/>
             </w:rPr>
-            <w:instrText xml:space="preserve"> HYPERLINK \l _Toc16846 </w:instrText>
+            <w:instrText xml:space="preserve"> HYPERLINK \l _Toc22962 </w:instrText>
           </w:r>
           <w:r>
             <w:rPr>
@@ -1650,7 +1652,7 @@
             <w:fldChar w:fldCharType="begin"/>
           </w:r>
           <w:r>
-            <w:instrText xml:space="preserve"> PAGEREF _Toc16846 \h </w:instrText>
+            <w:instrText xml:space="preserve"> PAGEREF _Toc22962 \h </w:instrText>
           </w:r>
           <w:r>
             <w:fldChar w:fldCharType="separate"/>
@@ -1688,7 +1690,7 @@
               <w:rFonts w:hint="eastAsia" w:ascii="Microsoft JhengHei" w:hAnsi="Microsoft JhengHei" w:eastAsia="Microsoft JhengHei" w:cs="Microsoft JhengHei"/>
               <w:szCs w:val="24"/>
             </w:rPr>
-            <w:instrText xml:space="preserve"> HYPERLINK \l _Toc26019 </w:instrText>
+            <w:instrText xml:space="preserve"> HYPERLINK \l _Toc18513 </w:instrText>
           </w:r>
           <w:r>
             <w:rPr>
@@ -1718,7 +1720,7 @@
             <w:fldChar w:fldCharType="begin"/>
           </w:r>
           <w:r>
-            <w:instrText xml:space="preserve"> PAGEREF _Toc26019 \h </w:instrText>
+            <w:instrText xml:space="preserve"> PAGEREF _Toc18513 \h </w:instrText>
           </w:r>
           <w:r>
             <w:fldChar w:fldCharType="separate"/>
@@ -1756,7 +1758,7 @@
               <w:rFonts w:hint="eastAsia" w:ascii="Microsoft JhengHei" w:hAnsi="Microsoft JhengHei" w:eastAsia="Microsoft JhengHei" w:cs="Microsoft JhengHei"/>
               <w:szCs w:val="24"/>
             </w:rPr>
-            <w:instrText xml:space="preserve"> HYPERLINK \l _Toc10007 </w:instrText>
+            <w:instrText xml:space="preserve"> HYPERLINK \l _Toc15278 </w:instrText>
           </w:r>
           <w:r>
             <w:rPr>
@@ -1786,7 +1788,7 @@
             <w:fldChar w:fldCharType="begin"/>
           </w:r>
           <w:r>
-            <w:instrText xml:space="preserve"> PAGEREF _Toc10007 \h </w:instrText>
+            <w:instrText xml:space="preserve"> PAGEREF _Toc15278 \h </w:instrText>
           </w:r>
           <w:r>
             <w:fldChar w:fldCharType="separate"/>
@@ -1824,7 +1826,7 @@
               <w:rFonts w:hint="eastAsia" w:ascii="Microsoft JhengHei" w:hAnsi="Microsoft JhengHei" w:eastAsia="Microsoft JhengHei" w:cs="Microsoft JhengHei"/>
               <w:szCs w:val="24"/>
             </w:rPr>
-            <w:instrText xml:space="preserve"> HYPERLINK \l _Toc23949 </w:instrText>
+            <w:instrText xml:space="preserve"> HYPERLINK \l _Toc30429 </w:instrText>
           </w:r>
           <w:r>
             <w:rPr>
@@ -1854,7 +1856,7 @@
             <w:fldChar w:fldCharType="begin"/>
           </w:r>
           <w:r>
-            <w:instrText xml:space="preserve"> PAGEREF _Toc23949 \h </w:instrText>
+            <w:instrText xml:space="preserve"> PAGEREF _Toc30429 \h </w:instrText>
           </w:r>
           <w:r>
             <w:fldChar w:fldCharType="separate"/>
@@ -1892,7 +1894,7 @@
               <w:rFonts w:hint="eastAsia" w:ascii="Microsoft JhengHei" w:hAnsi="Microsoft JhengHei" w:eastAsia="Microsoft JhengHei" w:cs="Microsoft JhengHei"/>
               <w:szCs w:val="24"/>
             </w:rPr>
-            <w:instrText xml:space="preserve"> HYPERLINK \l _Toc1191 </w:instrText>
+            <w:instrText xml:space="preserve"> HYPERLINK \l _Toc19624 </w:instrText>
           </w:r>
           <w:r>
             <w:rPr>
@@ -1921,7 +1923,7 @@
             <w:fldChar w:fldCharType="begin"/>
           </w:r>
           <w:r>
-            <w:instrText xml:space="preserve"> PAGEREF _Toc1191 \h </w:instrText>
+            <w:instrText xml:space="preserve"> PAGEREF _Toc19624 \h </w:instrText>
           </w:r>
           <w:r>
             <w:fldChar w:fldCharType="separate"/>
@@ -1959,7 +1961,7 @@
               <w:rFonts w:hint="eastAsia" w:ascii="Microsoft JhengHei" w:hAnsi="Microsoft JhengHei" w:eastAsia="Microsoft JhengHei" w:cs="Microsoft JhengHei"/>
               <w:szCs w:val="24"/>
             </w:rPr>
-            <w:instrText xml:space="preserve"> HYPERLINK \l _Toc16155 </w:instrText>
+            <w:instrText xml:space="preserve"> HYPERLINK \l _Toc8111 </w:instrText>
           </w:r>
           <w:r>
             <w:rPr>
@@ -1988,7 +1990,7 @@
             <w:fldChar w:fldCharType="begin"/>
           </w:r>
           <w:r>
-            <w:instrText xml:space="preserve"> PAGEREF _Toc16155 \h </w:instrText>
+            <w:instrText xml:space="preserve"> PAGEREF _Toc8111 \h </w:instrText>
           </w:r>
           <w:r>
             <w:fldChar w:fldCharType="separate"/>
@@ -2026,7 +2028,7 @@
               <w:rFonts w:hint="eastAsia" w:ascii="Microsoft JhengHei" w:hAnsi="Microsoft JhengHei" w:eastAsia="Microsoft JhengHei" w:cs="Microsoft JhengHei"/>
               <w:szCs w:val="24"/>
             </w:rPr>
-            <w:instrText xml:space="preserve"> HYPERLINK \l _Toc4841 </w:instrText>
+            <w:instrText xml:space="preserve"> HYPERLINK \l _Toc10770 </w:instrText>
           </w:r>
           <w:r>
             <w:rPr>
@@ -2054,7 +2056,7 @@
             <w:fldChar w:fldCharType="begin"/>
           </w:r>
           <w:r>
-            <w:instrText xml:space="preserve"> PAGEREF _Toc4841 \h </w:instrText>
+            <w:instrText xml:space="preserve"> PAGEREF _Toc10770 \h </w:instrText>
           </w:r>
           <w:r>
             <w:fldChar w:fldCharType="separate"/>
@@ -2092,7 +2094,7 @@
               <w:rFonts w:hint="eastAsia" w:ascii="Microsoft JhengHei" w:hAnsi="Microsoft JhengHei" w:eastAsia="Microsoft JhengHei" w:cs="Microsoft JhengHei"/>
               <w:szCs w:val="24"/>
             </w:rPr>
-            <w:instrText xml:space="preserve"> HYPERLINK \l _Toc5807 </w:instrText>
+            <w:instrText xml:space="preserve"> HYPERLINK \l _Toc15989 </w:instrText>
           </w:r>
           <w:r>
             <w:rPr>
@@ -2120,7 +2122,7 @@
             <w:fldChar w:fldCharType="begin"/>
           </w:r>
           <w:r>
-            <w:instrText xml:space="preserve"> PAGEREF _Toc5807 \h </w:instrText>
+            <w:instrText xml:space="preserve"> PAGEREF _Toc15989 \h </w:instrText>
           </w:r>
           <w:r>
             <w:fldChar w:fldCharType="separate"/>
@@ -2158,7 +2160,7 @@
               <w:rFonts w:hint="eastAsia" w:ascii="Microsoft JhengHei" w:hAnsi="Microsoft JhengHei" w:eastAsia="Microsoft JhengHei" w:cs="Microsoft JhengHei"/>
               <w:szCs w:val="24"/>
             </w:rPr>
-            <w:instrText xml:space="preserve"> HYPERLINK \l _Toc13243 </w:instrText>
+            <w:instrText xml:space="preserve"> HYPERLINK \l _Toc27865 </w:instrText>
           </w:r>
           <w:r>
             <w:rPr>
@@ -2186,7 +2188,7 @@
             <w:fldChar w:fldCharType="begin"/>
           </w:r>
           <w:r>
-            <w:instrText xml:space="preserve"> PAGEREF _Toc13243 \h </w:instrText>
+            <w:instrText xml:space="preserve"> PAGEREF _Toc27865 \h </w:instrText>
           </w:r>
           <w:r>
             <w:fldChar w:fldCharType="separate"/>
@@ -2224,7 +2226,7 @@
               <w:rFonts w:hint="eastAsia" w:ascii="Microsoft JhengHei" w:hAnsi="Microsoft JhengHei" w:eastAsia="Microsoft JhengHei" w:cs="Microsoft JhengHei"/>
               <w:szCs w:val="24"/>
             </w:rPr>
-            <w:instrText xml:space="preserve"> HYPERLINK \l _Toc12718 </w:instrText>
+            <w:instrText xml:space="preserve"> HYPERLINK \l _Toc19575 </w:instrText>
           </w:r>
           <w:r>
             <w:rPr>
@@ -2249,7 +2251,7 @@
             <w:fldChar w:fldCharType="begin"/>
           </w:r>
           <w:r>
-            <w:instrText xml:space="preserve"> PAGEREF _Toc12718 \h </w:instrText>
+            <w:instrText xml:space="preserve"> PAGEREF _Toc19575 \h </w:instrText>
           </w:r>
           <w:r>
             <w:fldChar w:fldCharType="separate"/>
@@ -2287,7 +2289,7 @@
               <w:rFonts w:hint="eastAsia" w:ascii="Microsoft JhengHei" w:hAnsi="Microsoft JhengHei" w:eastAsia="Microsoft JhengHei" w:cs="Microsoft JhengHei"/>
               <w:szCs w:val="24"/>
             </w:rPr>
-            <w:instrText xml:space="preserve"> HYPERLINK \l _Toc3584 </w:instrText>
+            <w:instrText xml:space="preserve"> HYPERLINK \l _Toc9454 </w:instrText>
           </w:r>
           <w:r>
             <w:rPr>
@@ -2319,7 +2321,7 @@
             <w:fldChar w:fldCharType="begin"/>
           </w:r>
           <w:r>
-            <w:instrText xml:space="preserve"> PAGEREF _Toc3584 \h </w:instrText>
+            <w:instrText xml:space="preserve"> PAGEREF _Toc9454 \h </w:instrText>
           </w:r>
           <w:r>
             <w:fldChar w:fldCharType="separate"/>
@@ -2357,7 +2359,7 @@
               <w:rFonts w:hint="eastAsia" w:ascii="Microsoft JhengHei" w:hAnsi="Microsoft JhengHei" w:eastAsia="Microsoft JhengHei" w:cs="Microsoft JhengHei"/>
               <w:szCs w:val="24"/>
             </w:rPr>
-            <w:instrText xml:space="preserve"> HYPERLINK \l _Toc13878 </w:instrText>
+            <w:instrText xml:space="preserve"> HYPERLINK \l _Toc20102 </w:instrText>
           </w:r>
           <w:r>
             <w:rPr>
@@ -2380,7 +2382,7 @@
             <w:fldChar w:fldCharType="begin"/>
           </w:r>
           <w:r>
-            <w:instrText xml:space="preserve"> PAGEREF _Toc13878 \h </w:instrText>
+            <w:instrText xml:space="preserve"> PAGEREF _Toc20102 \h </w:instrText>
           </w:r>
           <w:r>
             <w:fldChar w:fldCharType="separate"/>
@@ -2418,7 +2420,7 @@
               <w:rFonts w:hint="eastAsia" w:ascii="Microsoft JhengHei" w:hAnsi="Microsoft JhengHei" w:eastAsia="Microsoft JhengHei" w:cs="Microsoft JhengHei"/>
               <w:szCs w:val="24"/>
             </w:rPr>
-            <w:instrText xml:space="preserve"> HYPERLINK \l _Toc1795 </w:instrText>
+            <w:instrText xml:space="preserve"> HYPERLINK \l _Toc11771 </w:instrText>
           </w:r>
           <w:r>
             <w:rPr>
@@ -2441,7 +2443,7 @@
             <w:fldChar w:fldCharType="begin"/>
           </w:r>
           <w:r>
-            <w:instrText xml:space="preserve"> PAGEREF _Toc1795 \h </w:instrText>
+            <w:instrText xml:space="preserve"> PAGEREF _Toc11771 \h </w:instrText>
           </w:r>
           <w:r>
             <w:fldChar w:fldCharType="separate"/>
@@ -2479,7 +2481,7 @@
               <w:rFonts w:hint="eastAsia" w:ascii="Microsoft JhengHei" w:hAnsi="Microsoft JhengHei" w:eastAsia="Microsoft JhengHei" w:cs="Microsoft JhengHei"/>
               <w:szCs w:val="24"/>
             </w:rPr>
-            <w:instrText xml:space="preserve"> HYPERLINK \l _Toc30083 </w:instrText>
+            <w:instrText xml:space="preserve"> HYPERLINK \l _Toc23378 </w:instrText>
           </w:r>
           <w:r>
             <w:rPr>
@@ -2502,7 +2504,7 @@
             <w:fldChar w:fldCharType="begin"/>
           </w:r>
           <w:r>
-            <w:instrText xml:space="preserve"> PAGEREF _Toc30083 \h </w:instrText>
+            <w:instrText xml:space="preserve"> PAGEREF _Toc23378 \h </w:instrText>
           </w:r>
           <w:r>
             <w:fldChar w:fldCharType="separate"/>
@@ -2540,7 +2542,7 @@
               <w:rFonts w:hint="eastAsia" w:ascii="Microsoft JhengHei" w:hAnsi="Microsoft JhengHei" w:eastAsia="Microsoft JhengHei" w:cs="Microsoft JhengHei"/>
               <w:szCs w:val="24"/>
             </w:rPr>
-            <w:instrText xml:space="preserve"> HYPERLINK \l _Toc4028 </w:instrText>
+            <w:instrText xml:space="preserve"> HYPERLINK \l _Toc3799 </w:instrText>
           </w:r>
           <w:r>
             <w:rPr>
@@ -2563,7 +2565,7 @@
             <w:fldChar w:fldCharType="begin"/>
           </w:r>
           <w:r>
-            <w:instrText xml:space="preserve"> PAGEREF _Toc4028 \h </w:instrText>
+            <w:instrText xml:space="preserve"> PAGEREF _Toc3799 \h </w:instrText>
           </w:r>
           <w:r>
             <w:fldChar w:fldCharType="separate"/>
@@ -2658,7 +2660,7 @@
         <w:autoSpaceDN w:val="0"/>
         <w:bidi w:val="0"/>
       </w:pPr>
-      <w:bookmarkStart w:id="3" w:name="_Toc30371"/>
+      <w:bookmarkStart w:id="3" w:name="_Toc8839"/>
       <w:r>
         <w:t>目的</w:t>
       </w:r>
@@ -2689,7 +2691,7 @@
         <w:autoSpaceDN w:val="0"/>
         <w:bidi w:val="0"/>
       </w:pPr>
-      <w:bookmarkStart w:id="4" w:name="_Toc3664"/>
+      <w:bookmarkStart w:id="4" w:name="_Toc8083"/>
       <w:r>
         <w:t>适用范围</w:t>
       </w:r>
@@ -2718,7 +2720,7 @@
         <w:autoSpaceDN w:val="0"/>
         <w:bidi w:val="0"/>
       </w:pPr>
-      <w:bookmarkStart w:id="5" w:name="_Toc20694"/>
+      <w:bookmarkStart w:id="5" w:name="_Toc23734"/>
       <w:r>
         <w:t>引用文件</w:t>
       </w:r>
@@ -3295,7 +3297,7 @@
         <w:autoSpaceDN w:val="0"/>
         <w:bidi w:val="0"/>
       </w:pPr>
-      <w:bookmarkStart w:id="6" w:name="_Toc18704"/>
+      <w:bookmarkStart w:id="6" w:name="_Toc11043"/>
       <w:r>
         <w:t>术语与定义</w:t>
       </w:r>
@@ -3324,7 +3326,7 @@
         <w:autoSpaceDN w:val="0"/>
         <w:bidi w:val="0"/>
       </w:pPr>
-      <w:bookmarkStart w:id="7" w:name="_Toc19378"/>
+      <w:bookmarkStart w:id="7" w:name="_Toc1612"/>
       <w:r>
         <w:t>角色与职责</w:t>
       </w:r>
@@ -3339,9 +3341,7 @@
           <w:lang w:val="en-US" w:eastAsia="zh-CN"/>
         </w:rPr>
       </w:pPr>
-      <w:bookmarkStart w:id="23" w:name="_GoBack"/>
-      <w:bookmarkEnd w:id="23"/>
-      <w:bookmarkStart w:id="8" w:name="_Toc16846"/>
+      <w:bookmarkStart w:id="8" w:name="_Toc22962"/>
       <w:r>
         <w:rPr>
           <w:rFonts w:hint="eastAsia"/>
@@ -3507,7 +3507,7 @@
           <w:lang w:val="en-US" w:eastAsia="zh-CN"/>
         </w:rPr>
       </w:pPr>
-      <w:bookmarkStart w:id="9" w:name="_Toc26019"/>
+      <w:bookmarkStart w:id="9" w:name="_Toc18513"/>
       <w:r>
         <w:rPr>
           <w:rFonts w:hint="eastAsia"/>
@@ -3673,7 +3673,7 @@
           <w:lang w:val="en-US" w:eastAsia="zh-CN"/>
         </w:rPr>
       </w:pPr>
-      <w:bookmarkStart w:id="10" w:name="_Toc10007"/>
+      <w:bookmarkStart w:id="10" w:name="_Toc15278"/>
       <w:r>
         <w:rPr>
           <w:rFonts w:hint="eastAsia"/>
@@ -3785,7 +3785,7 @@
           <w:lang w:val="en-US" w:eastAsia="zh-CN"/>
         </w:rPr>
       </w:pPr>
-      <w:bookmarkStart w:id="11" w:name="_Toc23949"/>
+      <w:bookmarkStart w:id="11" w:name="_Toc30429"/>
       <w:r>
         <w:rPr>
           <w:rFonts w:hint="eastAsia"/>
@@ -3839,7 +3839,7 @@
         <w:autoSpaceDN w:val="0"/>
         <w:bidi w:val="0"/>
       </w:pPr>
-      <w:bookmarkStart w:id="12" w:name="_Toc1191"/>
+      <w:bookmarkStart w:id="12" w:name="_Toc19624"/>
       <w:r>
         <w:rPr>
           <w:rFonts w:hint="eastAsia"/>
@@ -4240,7 +4240,7 @@
         <w:autoSpaceDN w:val="0"/>
         <w:bidi w:val="0"/>
       </w:pPr>
-      <w:bookmarkStart w:id="13" w:name="_Toc16155"/>
+      <w:bookmarkStart w:id="13" w:name="_Toc8111"/>
       <w:r>
         <w:rPr>
           <w:rFonts w:hint="eastAsia"/>
@@ -4258,7 +4258,7 @@
           <w:rFonts w:hint="eastAsia"/>
         </w:rPr>
       </w:pPr>
-      <w:bookmarkStart w:id="14" w:name="_Toc4841"/>
+      <w:bookmarkStart w:id="14" w:name="_Toc10770"/>
       <w:r>
         <w:rPr>
           <w:rFonts w:hint="eastAsia"/>
@@ -4289,7 +4289,7 @@
           <w:rFonts w:hint="eastAsia"/>
         </w:rPr>
       </w:pPr>
-      <w:bookmarkStart w:id="15" w:name="_Toc5807"/>
+      <w:bookmarkStart w:id="15" w:name="_Toc15989"/>
       <w:r>
         <w:rPr>
           <w:rFonts w:hint="eastAsia"/>
@@ -4346,7 +4346,7 @@
           <w:rFonts w:hint="eastAsia"/>
         </w:rPr>
       </w:pPr>
-      <w:bookmarkStart w:id="16" w:name="_Toc13243"/>
+      <w:bookmarkStart w:id="16" w:name="_Toc27865"/>
       <w:r>
         <w:rPr>
           <w:rFonts w:hint="eastAsia"/>
@@ -4380,7 +4380,7 @@
         <w:autoSpaceDN w:val="0"/>
         <w:bidi w:val="0"/>
       </w:pPr>
-      <w:bookmarkStart w:id="17" w:name="_Toc12718"/>
+      <w:bookmarkStart w:id="17" w:name="_Toc19575"/>
       <w:r>
         <w:t>满意度调查</w:t>
       </w:r>
@@ -4737,7 +4737,7 @@
         <w:autoSpaceDN w:val="0"/>
         <w:bidi w:val="0"/>
       </w:pPr>
-      <w:bookmarkStart w:id="18" w:name="_Toc3584"/>
+      <w:bookmarkStart w:id="18" w:name="_Toc9454"/>
       <w:r>
         <w:t>运维服务</w:t>
       </w:r>
@@ -4833,7 +4833,7 @@
           <w:lang w:val="en-US" w:eastAsia="zh-CN"/>
         </w:rPr>
       </w:pPr>
-      <w:bookmarkStart w:id="19" w:name="_Toc13878"/>
+      <w:bookmarkStart w:id="19" w:name="_Toc20102"/>
       <w:r>
         <w:rPr>
           <w:rFonts w:hint="default"/>
@@ -4889,7 +4889,7 @@
           <w:lang w:val="en-US" w:eastAsia="zh-CN"/>
         </w:rPr>
       </w:pPr>
-      <w:bookmarkStart w:id="20" w:name="_Toc1795"/>
+      <w:bookmarkStart w:id="20" w:name="_Toc11771"/>
       <w:r>
         <w:rPr>
           <w:rFonts w:hint="default"/>
@@ -4945,7 +4945,7 @@
           <w:lang w:val="en-US" w:eastAsia="zh-CN"/>
         </w:rPr>
       </w:pPr>
-      <w:bookmarkStart w:id="21" w:name="_Toc30083"/>
+      <w:bookmarkStart w:id="21" w:name="_Toc23378"/>
       <w:r>
         <w:rPr>
           <w:rFonts w:hint="default"/>
@@ -5112,7 +5112,7 @@
           <w:lang w:val="en-US" w:eastAsia="zh-CN"/>
         </w:rPr>
       </w:pPr>
-      <w:bookmarkStart w:id="22" w:name="_Toc4028"/>
+      <w:bookmarkStart w:id="22" w:name="_Toc3799"/>
       <w:r>
         <w:rPr>
           <w:rFonts w:hint="default"/>

--- a/4.质量管理/2.运行记录类文件/040208-运维服务质量管理报告(截止2025年12月).docx
+++ b/4.质量管理/2.运行记录类文件/040208-运维服务质量管理报告(截止2025年12月).docx
@@ -172,6 +172,8 @@
         </w:rPr>
       </w:pPr>
       <w:bookmarkStart w:id="2" w:name="_Toc1301"/>
+      <w:bookmarkStart w:id="23" w:name="_GoBack"/>
+      <w:bookmarkEnd w:id="23"/>
       <w:r>
         <w:rPr>
           <w:rFonts w:ascii="宋体" w:hAnsi="宋体" w:eastAsia="宋体" w:cs="宋体"/>
@@ -693,7 +695,7 @@
                 <w:rFonts w:hint="eastAsia"/>
                 <w:lang w:val="en-US" w:eastAsia="zh-CN"/>
               </w:rPr>
-              <w:t>李平</w:t>
+              <w:t>吴广</w:t>
             </w:r>
           </w:p>
         </w:tc>
@@ -1093,8 +1095,6 @@
               <w:tab w:val="right" w:leader="dot" w:pos="8497"/>
             </w:tabs>
           </w:pPr>
-          <w:bookmarkStart w:id="23" w:name="_GoBack"/>
-          <w:bookmarkEnd w:id="23"/>
           <w:r>
             <w:rPr>
               <w:rFonts w:hint="eastAsia" w:ascii="Microsoft JhengHei" w:hAnsi="Microsoft JhengHei" w:eastAsia="Microsoft JhengHei" w:cs="Microsoft JhengHei"/>
